--- a/arbeitsblatt-feldstaerke-loesung.docx
+++ b/arbeitsblatt-feldstaerke-loesung.docx
@@ -2101,6 +2101,932 @@
         </w:tc>
       </w:tr>
     </w:tbl>
+    <w:p>
+      <w:r>
+        <w:br w:type="page"/>
+      </w:r>
+    </w:p>
+    <w:p>
+      <w:pPr>
+        <w:spacing w:before="180" w:after="80"/>
+        <w:pBdr>
+          <w:bottom w:val="single" w:sz="6" w:space="0" w:color="763030"/>
+        </w:pBdr>
+      </w:pPr>
+      <w:r>
+        <w:rPr>
+          <w:b/>
+          <w:color w:val="763030"/>
+          <w:sz w:val="24"/>
+        </w:rPr>
+        <w:t>7   Messunsicherheit – reale Messwerte</w:t>
+      </w:r>
+    </w:p>
+    <w:tbl>
+      <w:tblPr>
+        <w:tblW w:type="auto" w:w="0"/>
+        <w:jc w:val="left"/>
+        <w:tblLook w:firstColumn="1" w:firstRow="1" w:lastColumn="0" w:lastRow="0" w:noHBand="0" w:noVBand="1" w:val="04A0"/>
+      </w:tblPr>
+      <w:tblGrid>
+        <w:gridCol w:w="9638"/>
+      </w:tblGrid>
+      <w:tr>
+        <w:tc>
+          <w:tcPr>
+            <w:tcW w:type="dxa" w:w="9638"/>
+            <w:tcBorders>
+              <w:top w:val="single" w:sz="8" w:space="0" w:color="763030"/>
+              <w:left w:val="single" w:sz="18" w:space="0" w:color="763030"/>
+              <w:bottom w:val="single" w:sz="8" w:space="0" w:color="763030"/>
+              <w:right w:val="single" w:sz="8" w:space="0" w:color="763030"/>
+            </w:tcBorders>
+            <w:shd w:val="clear" w:color="auto" w:fill="F5EAEA"/>
+          </w:tcPr>
+          <w:p>
+            <w:pPr>
+              <w:spacing w:after="40"/>
+            </w:pPr>
+            <w:r>
+              <w:rPr>
+                <w:b/>
+                <w:sz w:val="22"/>
+              </w:rPr>
+              <w:t>Die Werte sind reproduzierbar</w:t>
+            </w:r>
+          </w:p>
+          <w:p>
+            <w:pPr>
+              <w:spacing w:after="40"/>
+            </w:pPr>
+            <w:r>
+              <w:rPr>
+                <w:b w:val="0"/>
+                <w:sz w:val="21"/>
+              </w:rPr>
+              <w:t>Der Messfehler wird in der Simulation aus der Einstellung berechnet, nicht neu gewürfelt. Bei U = 2000 V, d = 10,0 cm und A = 500 cm² erhalten deshalb alle Lernenden genau die unten stehenden Werte.</w:t>
+            </w:r>
+          </w:p>
+        </w:tc>
+      </w:tr>
+    </w:tbl>
+    <w:tbl>
+      <w:tblPr>
+        <w:tblW w:type="auto" w:w="0"/>
+        <w:jc w:val="left"/>
+        <w:tblLayout w:type="fixed"/>
+        <w:tblLook w:firstColumn="1" w:firstRow="1" w:lastColumn="0" w:lastRow="0" w:noHBand="0" w:noVBand="1" w:val="04A0"/>
+      </w:tblPr>
+      <w:tblGrid>
+        <w:gridCol w:w="3213"/>
+        <w:gridCol w:w="3213"/>
+        <w:gridCol w:w="3213"/>
+      </w:tblGrid>
+      <w:tr>
+        <w:tc>
+          <w:tcPr>
+            <w:tcW w:type="dxa" w:w="2041"/>
+            <w:shd w:val="clear" w:color="auto" w:fill="EFE0E0"/>
+            <w:tcBorders>
+              <w:top w:val="single" w:sz="8" w:space="0" w:color="763030"/>
+              <w:left w:val="single" w:sz="4" w:space="0" w:color="C09090"/>
+              <w:bottom w:val="single" w:sz="8" w:space="0" w:color="763030"/>
+              <w:right w:val="single" w:sz="4" w:space="0" w:color="C09090"/>
+            </w:tcBorders>
+          </w:tcPr>
+          <w:p>
+            <w:pPr>
+              <w:spacing w:before="40" w:after="40"/>
+              <w:jc w:val="center"/>
+            </w:pPr>
+            <w:r>
+              <w:rPr>
+                <w:b/>
+                <w:sz w:val="20"/>
+              </w:rPr>
+              <w:t>q in nC</w:t>
+            </w:r>
+          </w:p>
+        </w:tc>
+        <w:tc>
+          <w:tcPr>
+            <w:tcW w:type="dxa" w:w="2041"/>
+            <w:shd w:val="clear" w:color="auto" w:fill="EFE0E0"/>
+            <w:tcBorders>
+              <w:top w:val="single" w:sz="8" w:space="0" w:color="763030"/>
+              <w:left w:val="single" w:sz="4" w:space="0" w:color="C09090"/>
+              <w:bottom w:val="single" w:sz="8" w:space="0" w:color="763030"/>
+              <w:right w:val="single" w:sz="4" w:space="0" w:color="C09090"/>
+            </w:tcBorders>
+          </w:tcPr>
+          <w:p>
+            <w:pPr>
+              <w:spacing w:before="40" w:after="40"/>
+              <w:jc w:val="center"/>
+            </w:pPr>
+            <w:r>
+              <w:rPr>
+                <w:b/>
+                <w:sz w:val="20"/>
+              </w:rPr>
+              <w:t>F in µN</w:t>
+            </w:r>
+          </w:p>
+        </w:tc>
+        <w:tc>
+          <w:tcPr>
+            <w:tcW w:type="dxa" w:w="2494"/>
+            <w:shd w:val="clear" w:color="auto" w:fill="EFE0E0"/>
+            <w:tcBorders>
+              <w:top w:val="single" w:sz="8" w:space="0" w:color="763030"/>
+              <w:left w:val="single" w:sz="4" w:space="0" w:color="C09090"/>
+              <w:bottom w:val="single" w:sz="8" w:space="0" w:color="763030"/>
+              <w:right w:val="single" w:sz="4" w:space="0" w:color="C09090"/>
+            </w:tcBorders>
+          </w:tcPr>
+          <w:p>
+            <w:pPr>
+              <w:spacing w:before="40" w:after="40"/>
+              <w:jc w:val="center"/>
+            </w:pPr>
+            <w:r>
+              <w:rPr>
+                <w:b/>
+                <w:sz w:val="20"/>
+              </w:rPr>
+              <w:t>F / q in µN/nC</w:t>
+            </w:r>
+          </w:p>
+        </w:tc>
+      </w:tr>
+      <w:tr>
+        <w:trPr>
+          <w:trHeight w:val="295"/>
+        </w:trPr>
+        <w:tc>
+          <w:tcPr>
+            <w:tcW w:type="dxa" w:w="2041"/>
+            <w:vAlign w:val="center"/>
+            <w:tcBorders>
+              <w:top w:val="single" w:sz="4" w:space="0" w:color="B7B7B7"/>
+              <w:left w:val="single" w:sz="4" w:space="0" w:color="B7B7B7"/>
+              <w:bottom w:val="single" w:sz="4" w:space="0" w:color="B7B7B7"/>
+              <w:right w:val="single" w:sz="4" w:space="0" w:color="B7B7B7"/>
+            </w:tcBorders>
+          </w:tcPr>
+          <w:p>
+            <w:pPr>
+              <w:spacing w:after="0"/>
+              <w:jc w:val="center"/>
+            </w:pPr>
+            <w:r>
+              <w:rPr>
+                <w:sz w:val="20"/>
+              </w:rPr>
+              <w:t>0</w:t>
+            </w:r>
+          </w:p>
+        </w:tc>
+        <w:tc>
+          <w:tcPr>
+            <w:tcW w:type="dxa" w:w="2041"/>
+            <w:vAlign w:val="center"/>
+            <w:tcBorders>
+              <w:top w:val="single" w:sz="4" w:space="0" w:color="B7B7B7"/>
+              <w:left w:val="single" w:sz="4" w:space="0" w:color="B7B7B7"/>
+              <w:bottom w:val="single" w:sz="4" w:space="0" w:color="B7B7B7"/>
+              <w:right w:val="single" w:sz="4" w:space="0" w:color="B7B7B7"/>
+            </w:tcBorders>
+          </w:tcPr>
+          <w:p>
+            <w:pPr>
+              <w:spacing w:after="0"/>
+              <w:jc w:val="center"/>
+            </w:pPr>
+            <w:r>
+              <w:rPr>
+                <w:sz w:val="20"/>
+              </w:rPr>
+              <w:t>0,45</w:t>
+            </w:r>
+          </w:p>
+        </w:tc>
+        <w:tc>
+          <w:tcPr>
+            <w:tcW w:type="dxa" w:w="2494"/>
+            <w:vAlign w:val="center"/>
+            <w:tcBorders>
+              <w:top w:val="single" w:sz="4" w:space="0" w:color="B7B7B7"/>
+              <w:left w:val="single" w:sz="4" w:space="0" w:color="B7B7B7"/>
+              <w:bottom w:val="single" w:sz="4" w:space="0" w:color="B7B7B7"/>
+              <w:right w:val="single" w:sz="4" w:space="0" w:color="B7B7B7"/>
+            </w:tcBorders>
+          </w:tcPr>
+          <w:p>
+            <w:pPr>
+              <w:spacing w:after="0"/>
+              <w:jc w:val="center"/>
+            </w:pPr>
+            <w:r>
+              <w:rPr>
+                <w:sz w:val="20"/>
+              </w:rPr>
+              <w:t>—</w:t>
+            </w:r>
+          </w:p>
+        </w:tc>
+      </w:tr>
+      <w:tr>
+        <w:trPr>
+          <w:trHeight w:val="295"/>
+        </w:trPr>
+        <w:tc>
+          <w:tcPr>
+            <w:tcW w:type="dxa" w:w="2041"/>
+            <w:vAlign w:val="center"/>
+            <w:tcBorders>
+              <w:top w:val="single" w:sz="4" w:space="0" w:color="B7B7B7"/>
+              <w:left w:val="single" w:sz="4" w:space="0" w:color="B7B7B7"/>
+              <w:bottom w:val="single" w:sz="4" w:space="0" w:color="B7B7B7"/>
+              <w:right w:val="single" w:sz="4" w:space="0" w:color="B7B7B7"/>
+            </w:tcBorders>
+          </w:tcPr>
+          <w:p>
+            <w:pPr>
+              <w:spacing w:after="0"/>
+              <w:jc w:val="center"/>
+            </w:pPr>
+            <w:r>
+              <w:rPr>
+                <w:sz w:val="20"/>
+              </w:rPr>
+              <w:t>2</w:t>
+            </w:r>
+          </w:p>
+        </w:tc>
+        <w:tc>
+          <w:tcPr>
+            <w:tcW w:type="dxa" w:w="2041"/>
+            <w:vAlign w:val="center"/>
+            <w:tcBorders>
+              <w:top w:val="single" w:sz="4" w:space="0" w:color="B7B7B7"/>
+              <w:left w:val="single" w:sz="4" w:space="0" w:color="B7B7B7"/>
+              <w:bottom w:val="single" w:sz="4" w:space="0" w:color="B7B7B7"/>
+              <w:right w:val="single" w:sz="4" w:space="0" w:color="B7B7B7"/>
+            </w:tcBorders>
+          </w:tcPr>
+          <w:p>
+            <w:pPr>
+              <w:spacing w:after="0"/>
+              <w:jc w:val="center"/>
+            </w:pPr>
+            <w:r>
+              <w:rPr>
+                <w:sz w:val="20"/>
+              </w:rPr>
+              <w:t>39,90</w:t>
+            </w:r>
+          </w:p>
+        </w:tc>
+        <w:tc>
+          <w:tcPr>
+            <w:tcW w:type="dxa" w:w="2494"/>
+            <w:vAlign w:val="center"/>
+            <w:tcBorders>
+              <w:top w:val="single" w:sz="4" w:space="0" w:color="B7B7B7"/>
+              <w:left w:val="single" w:sz="4" w:space="0" w:color="B7B7B7"/>
+              <w:bottom w:val="single" w:sz="4" w:space="0" w:color="B7B7B7"/>
+              <w:right w:val="single" w:sz="4" w:space="0" w:color="B7B7B7"/>
+            </w:tcBorders>
+          </w:tcPr>
+          <w:p>
+            <w:pPr>
+              <w:spacing w:after="0"/>
+              <w:jc w:val="center"/>
+            </w:pPr>
+            <w:r>
+              <w:rPr>
+                <w:b/>
+                <w:color w:val="1F4E79"/>
+                <w:sz w:val="20"/>
+              </w:rPr>
+              <w:t>19,95</w:t>
+            </w:r>
+          </w:p>
+        </w:tc>
+      </w:tr>
+      <w:tr>
+        <w:trPr>
+          <w:trHeight w:val="295"/>
+        </w:trPr>
+        <w:tc>
+          <w:tcPr>
+            <w:tcW w:type="dxa" w:w="2041"/>
+            <w:vAlign w:val="center"/>
+            <w:tcBorders>
+              <w:top w:val="single" w:sz="4" w:space="0" w:color="B7B7B7"/>
+              <w:left w:val="single" w:sz="4" w:space="0" w:color="B7B7B7"/>
+              <w:bottom w:val="single" w:sz="4" w:space="0" w:color="B7B7B7"/>
+              <w:right w:val="single" w:sz="4" w:space="0" w:color="B7B7B7"/>
+            </w:tcBorders>
+          </w:tcPr>
+          <w:p>
+            <w:pPr>
+              <w:spacing w:after="0"/>
+              <w:jc w:val="center"/>
+            </w:pPr>
+            <w:r>
+              <w:rPr>
+                <w:sz w:val="20"/>
+              </w:rPr>
+              <w:t>4</w:t>
+            </w:r>
+          </w:p>
+        </w:tc>
+        <w:tc>
+          <w:tcPr>
+            <w:tcW w:type="dxa" w:w="2041"/>
+            <w:vAlign w:val="center"/>
+            <w:tcBorders>
+              <w:top w:val="single" w:sz="4" w:space="0" w:color="B7B7B7"/>
+              <w:left w:val="single" w:sz="4" w:space="0" w:color="B7B7B7"/>
+              <w:bottom w:val="single" w:sz="4" w:space="0" w:color="B7B7B7"/>
+              <w:right w:val="single" w:sz="4" w:space="0" w:color="B7B7B7"/>
+            </w:tcBorders>
+          </w:tcPr>
+          <w:p>
+            <w:pPr>
+              <w:spacing w:after="0"/>
+              <w:jc w:val="center"/>
+            </w:pPr>
+            <w:r>
+              <w:rPr>
+                <w:sz w:val="20"/>
+              </w:rPr>
+              <w:t>81,63</w:t>
+            </w:r>
+          </w:p>
+        </w:tc>
+        <w:tc>
+          <w:tcPr>
+            <w:tcW w:type="dxa" w:w="2494"/>
+            <w:vAlign w:val="center"/>
+            <w:tcBorders>
+              <w:top w:val="single" w:sz="4" w:space="0" w:color="B7B7B7"/>
+              <w:left w:val="single" w:sz="4" w:space="0" w:color="B7B7B7"/>
+              <w:bottom w:val="single" w:sz="4" w:space="0" w:color="B7B7B7"/>
+              <w:right w:val="single" w:sz="4" w:space="0" w:color="B7B7B7"/>
+            </w:tcBorders>
+          </w:tcPr>
+          <w:p>
+            <w:pPr>
+              <w:spacing w:after="0"/>
+              <w:jc w:val="center"/>
+            </w:pPr>
+            <w:r>
+              <w:rPr>
+                <w:b/>
+                <w:color w:val="1F4E79"/>
+                <w:sz w:val="20"/>
+              </w:rPr>
+              <w:t>20,41</w:t>
+            </w:r>
+          </w:p>
+        </w:tc>
+      </w:tr>
+      <w:tr>
+        <w:trPr>
+          <w:trHeight w:val="295"/>
+        </w:trPr>
+        <w:tc>
+          <w:tcPr>
+            <w:tcW w:type="dxa" w:w="2041"/>
+            <w:vAlign w:val="center"/>
+            <w:tcBorders>
+              <w:top w:val="single" w:sz="4" w:space="0" w:color="B7B7B7"/>
+              <w:left w:val="single" w:sz="4" w:space="0" w:color="B7B7B7"/>
+              <w:bottom w:val="single" w:sz="4" w:space="0" w:color="B7B7B7"/>
+              <w:right w:val="single" w:sz="4" w:space="0" w:color="B7B7B7"/>
+            </w:tcBorders>
+          </w:tcPr>
+          <w:p>
+            <w:pPr>
+              <w:spacing w:after="0"/>
+              <w:jc w:val="center"/>
+            </w:pPr>
+            <w:r>
+              <w:rPr>
+                <w:sz w:val="20"/>
+              </w:rPr>
+              <w:t>6</w:t>
+            </w:r>
+          </w:p>
+        </w:tc>
+        <w:tc>
+          <w:tcPr>
+            <w:tcW w:type="dxa" w:w="2041"/>
+            <w:vAlign w:val="center"/>
+            <w:tcBorders>
+              <w:top w:val="single" w:sz="4" w:space="0" w:color="B7B7B7"/>
+              <w:left w:val="single" w:sz="4" w:space="0" w:color="B7B7B7"/>
+              <w:bottom w:val="single" w:sz="4" w:space="0" w:color="B7B7B7"/>
+              <w:right w:val="single" w:sz="4" w:space="0" w:color="B7B7B7"/>
+            </w:tcBorders>
+          </w:tcPr>
+          <w:p>
+            <w:pPr>
+              <w:spacing w:after="0"/>
+              <w:jc w:val="center"/>
+            </w:pPr>
+            <w:r>
+              <w:rPr>
+                <w:sz w:val="20"/>
+              </w:rPr>
+              <w:t>122,4</w:t>
+            </w:r>
+          </w:p>
+        </w:tc>
+        <w:tc>
+          <w:tcPr>
+            <w:tcW w:type="dxa" w:w="2494"/>
+            <w:vAlign w:val="center"/>
+            <w:tcBorders>
+              <w:top w:val="single" w:sz="4" w:space="0" w:color="B7B7B7"/>
+              <w:left w:val="single" w:sz="4" w:space="0" w:color="B7B7B7"/>
+              <w:bottom w:val="single" w:sz="4" w:space="0" w:color="B7B7B7"/>
+              <w:right w:val="single" w:sz="4" w:space="0" w:color="B7B7B7"/>
+            </w:tcBorders>
+          </w:tcPr>
+          <w:p>
+            <w:pPr>
+              <w:spacing w:after="0"/>
+              <w:jc w:val="center"/>
+            </w:pPr>
+            <w:r>
+              <w:rPr>
+                <w:b/>
+                <w:color w:val="1F4E79"/>
+                <w:sz w:val="20"/>
+              </w:rPr>
+              <w:t>20,40</w:t>
+            </w:r>
+          </w:p>
+        </w:tc>
+      </w:tr>
+      <w:tr>
+        <w:trPr>
+          <w:trHeight w:val="295"/>
+        </w:trPr>
+        <w:tc>
+          <w:tcPr>
+            <w:tcW w:type="dxa" w:w="2041"/>
+            <w:vAlign w:val="center"/>
+            <w:tcBorders>
+              <w:top w:val="single" w:sz="4" w:space="0" w:color="B7B7B7"/>
+              <w:left w:val="single" w:sz="4" w:space="0" w:color="B7B7B7"/>
+              <w:bottom w:val="single" w:sz="4" w:space="0" w:color="B7B7B7"/>
+              <w:right w:val="single" w:sz="4" w:space="0" w:color="B7B7B7"/>
+            </w:tcBorders>
+          </w:tcPr>
+          <w:p>
+            <w:pPr>
+              <w:spacing w:after="0"/>
+              <w:jc w:val="center"/>
+            </w:pPr>
+            <w:r>
+              <w:rPr>
+                <w:sz w:val="20"/>
+              </w:rPr>
+              <w:t>8</w:t>
+            </w:r>
+          </w:p>
+        </w:tc>
+        <w:tc>
+          <w:tcPr>
+            <w:tcW w:type="dxa" w:w="2041"/>
+            <w:vAlign w:val="center"/>
+            <w:tcBorders>
+              <w:top w:val="single" w:sz="4" w:space="0" w:color="B7B7B7"/>
+              <w:left w:val="single" w:sz="4" w:space="0" w:color="B7B7B7"/>
+              <w:bottom w:val="single" w:sz="4" w:space="0" w:color="B7B7B7"/>
+              <w:right w:val="single" w:sz="4" w:space="0" w:color="B7B7B7"/>
+            </w:tcBorders>
+          </w:tcPr>
+          <w:p>
+            <w:pPr>
+              <w:spacing w:after="0"/>
+              <w:jc w:val="center"/>
+            </w:pPr>
+            <w:r>
+              <w:rPr>
+                <w:sz w:val="20"/>
+              </w:rPr>
+              <w:t>165,9</w:t>
+            </w:r>
+          </w:p>
+        </w:tc>
+        <w:tc>
+          <w:tcPr>
+            <w:tcW w:type="dxa" w:w="2494"/>
+            <w:vAlign w:val="center"/>
+            <w:tcBorders>
+              <w:top w:val="single" w:sz="4" w:space="0" w:color="B7B7B7"/>
+              <w:left w:val="single" w:sz="4" w:space="0" w:color="B7B7B7"/>
+              <w:bottom w:val="single" w:sz="4" w:space="0" w:color="B7B7B7"/>
+              <w:right w:val="single" w:sz="4" w:space="0" w:color="B7B7B7"/>
+            </w:tcBorders>
+          </w:tcPr>
+          <w:p>
+            <w:pPr>
+              <w:spacing w:after="0"/>
+              <w:jc w:val="center"/>
+            </w:pPr>
+            <w:r>
+              <w:rPr>
+                <w:b/>
+                <w:color w:val="1F4E79"/>
+                <w:sz w:val="20"/>
+              </w:rPr>
+              <w:t>20,74</w:t>
+            </w:r>
+          </w:p>
+        </w:tc>
+      </w:tr>
+      <w:tr>
+        <w:trPr>
+          <w:trHeight w:val="295"/>
+        </w:trPr>
+        <w:tc>
+          <w:tcPr>
+            <w:tcW w:type="dxa" w:w="2041"/>
+            <w:vAlign w:val="center"/>
+            <w:tcBorders>
+              <w:top w:val="single" w:sz="4" w:space="0" w:color="B7B7B7"/>
+              <w:left w:val="single" w:sz="4" w:space="0" w:color="B7B7B7"/>
+              <w:bottom w:val="single" w:sz="4" w:space="0" w:color="B7B7B7"/>
+              <w:right w:val="single" w:sz="4" w:space="0" w:color="B7B7B7"/>
+            </w:tcBorders>
+          </w:tcPr>
+          <w:p>
+            <w:pPr>
+              <w:spacing w:after="0"/>
+              <w:jc w:val="center"/>
+            </w:pPr>
+            <w:r>
+              <w:rPr>
+                <w:sz w:val="20"/>
+              </w:rPr>
+              <w:t>10</w:t>
+            </w:r>
+          </w:p>
+        </w:tc>
+        <w:tc>
+          <w:tcPr>
+            <w:tcW w:type="dxa" w:w="2041"/>
+            <w:vAlign w:val="center"/>
+            <w:tcBorders>
+              <w:top w:val="single" w:sz="4" w:space="0" w:color="B7B7B7"/>
+              <w:left w:val="single" w:sz="4" w:space="0" w:color="B7B7B7"/>
+              <w:bottom w:val="single" w:sz="4" w:space="0" w:color="B7B7B7"/>
+              <w:right w:val="single" w:sz="4" w:space="0" w:color="B7B7B7"/>
+            </w:tcBorders>
+          </w:tcPr>
+          <w:p>
+            <w:pPr>
+              <w:spacing w:after="0"/>
+              <w:jc w:val="center"/>
+            </w:pPr>
+            <w:r>
+              <w:rPr>
+                <w:sz w:val="20"/>
+              </w:rPr>
+              <w:t>193,3</w:t>
+            </w:r>
+          </w:p>
+        </w:tc>
+        <w:tc>
+          <w:tcPr>
+            <w:tcW w:type="dxa" w:w="2494"/>
+            <w:vAlign w:val="center"/>
+            <w:tcBorders>
+              <w:top w:val="single" w:sz="4" w:space="0" w:color="B7B7B7"/>
+              <w:left w:val="single" w:sz="4" w:space="0" w:color="B7B7B7"/>
+              <w:bottom w:val="single" w:sz="4" w:space="0" w:color="B7B7B7"/>
+              <w:right w:val="single" w:sz="4" w:space="0" w:color="B7B7B7"/>
+            </w:tcBorders>
+          </w:tcPr>
+          <w:p>
+            <w:pPr>
+              <w:spacing w:after="0"/>
+              <w:jc w:val="center"/>
+            </w:pPr>
+            <w:r>
+              <w:rPr>
+                <w:b/>
+                <w:color w:val="1F4E79"/>
+                <w:sz w:val="20"/>
+              </w:rPr>
+              <w:t>19,33</w:t>
+            </w:r>
+          </w:p>
+        </w:tc>
+      </w:tr>
+    </w:tbl>
+    <w:p>
+      <w:pPr>
+        <w:spacing w:before="100" w:after="40"/>
+        <w:ind w:left="482" w:hanging="482"/>
+      </w:pPr>
+      <w:r>
+        <w:rPr>
+          <w:b/>
+          <w:sz w:val="20"/>
+        </w:rPr>
+        <w:t xml:space="preserve">4. </w:t>
+      </w:r>
+      <w:r>
+        <w:rPr>
+          <w:i/>
+          <w:color w:val="555555"/>
+          <w:sz w:val="20"/>
+        </w:rPr>
+        <w:t>Vergleich der Spalte F/q mit Abschnitt 3</w:t>
+      </w:r>
+    </w:p>
+    <w:p>
+      <w:pPr>
+        <w:spacing w:after="60"/>
+        <w:ind w:left="482"/>
+      </w:pPr>
+      <w:r>
+        <w:rPr>
+          <w:b w:val="0"/>
+          <w:sz w:val="21"/>
+        </w:rPr>
+        <w:t>Bei idealen Daten stand dort fünfmal exakt 20. Jetzt streuen die Werte zwischen 19,33 und 20,74 µN/nC, also um rund ±3 % um den wahren Wert 20,00.</w:t>
+      </w:r>
+    </w:p>
+    <w:p>
+      <w:pPr>
+        <w:spacing w:after="60"/>
+        <w:ind w:left="482"/>
+      </w:pPr>
+      <w:r>
+        <w:rPr>
+          <w:b w:val="0"/>
+          <w:sz w:val="21"/>
+        </w:rPr>
+        <w:t>Der Zusammenhang F ~ q ist weiterhin klar erkennbar – die Streuung überdeckt ihn nicht, sie macht ihn nur ungenau.</w:t>
+      </w:r>
+    </w:p>
+    <w:p>
+      <w:pPr>
+        <w:spacing w:before="100" w:after="40"/>
+        <w:ind w:left="482" w:hanging="482"/>
+      </w:pPr>
+      <w:r>
+        <w:rPr>
+          <w:b/>
+          <w:sz w:val="20"/>
+        </w:rPr>
+        <w:t xml:space="preserve">5. </w:t>
+      </w:r>
+      <w:r>
+        <w:rPr>
+          <w:i/>
+          <w:color w:val="555555"/>
+          <w:sz w:val="20"/>
+        </w:rPr>
+        <w:t>E aus der Einzelmessung bei q = 8 nC</w:t>
+      </w:r>
+    </w:p>
+    <w:p>
+      <w:pPr>
+        <w:spacing w:after="60"/>
+        <w:ind w:left="482"/>
+      </w:pPr>
+      <w:r>
+        <w:rPr>
+          <w:b/>
+          <w:color w:val="1F4E79"/>
+          <w:sz w:val="21"/>
+        </w:rPr>
+        <w:t>E = 165,9 µN / 8 nC = 20,74 µN/nC = 20 740 V/m  →  +3,7 % zu hoch.</w:t>
+      </w:r>
+    </w:p>
+    <w:p>
+      <w:pPr>
+        <w:spacing w:before="100" w:after="40"/>
+        <w:ind w:left="482" w:hanging="482"/>
+      </w:pPr>
+      <w:r>
+        <w:rPr>
+          <w:b/>
+          <w:sz w:val="20"/>
+        </w:rPr>
+        <w:t xml:space="preserve">6. </w:t>
+      </w:r>
+      <w:r>
+        <w:rPr>
+          <w:i/>
+          <w:color w:val="555555"/>
+          <w:sz w:val="20"/>
+        </w:rPr>
+        <w:t>E aus der Steigung der Ausgleichsgeraden</w:t>
+      </w:r>
+    </w:p>
+    <w:p>
+      <w:pPr>
+        <w:spacing w:after="60"/>
+        <w:ind w:left="482"/>
+      </w:pPr>
+      <w:r>
+        <w:rPr>
+          <w:b w:val="0"/>
+          <w:sz w:val="21"/>
+        </w:rPr>
+        <w:t>Eine von Hand gut gelegte Ausgleichsgerade liefert etwa k ≈ 19,8 … 20,0 µN/nC, also E ≈ 19 800 … 20 000 V/m. Die rechnerische Ausgleichsgerade ergibt k = 19,76 µN/nC, das sind 19 757 V/m (−1,2 %).</w:t>
+      </w:r>
+    </w:p>
+    <w:p>
+      <w:pPr>
+        <w:spacing w:before="100" w:after="40"/>
+        <w:ind w:left="482" w:hanging="482"/>
+      </w:pPr>
+      <w:r>
+        <w:rPr>
+          <w:b/>
+          <w:sz w:val="20"/>
+        </w:rPr>
+        <w:t xml:space="preserve">7. </w:t>
+      </w:r>
+      <w:r>
+        <w:rPr>
+          <w:i/>
+          <w:color w:val="555555"/>
+          <w:sz w:val="20"/>
+        </w:rPr>
+        <w:t>Vergleich beider Verfahren</w:t>
+      </w:r>
+    </w:p>
+    <w:p>
+      <w:pPr>
+        <w:spacing w:after="60"/>
+        <w:ind w:left="482"/>
+      </w:pPr>
+      <w:r>
+        <w:rPr>
+          <w:b/>
+          <w:color w:val="1F4E79"/>
+          <w:sz w:val="21"/>
+        </w:rPr>
+        <w:t>Einzelmessung: 3,7 % daneben. Ausgleichsgerade: 1,2 % daneben – rund dreimal genauer.</w:t>
+      </w:r>
+    </w:p>
+    <w:p>
+      <w:pPr>
+        <w:spacing w:after="60"/>
+        <w:ind w:left="482"/>
+      </w:pPr>
+      <w:r>
+        <w:rPr>
+          <w:b w:val="0"/>
+          <w:sz w:val="21"/>
+        </w:rPr>
+        <w:t>Grund: In eine einzelne Messung geht genau ein Messfehler voll ein. Die Ausgleichsgerade nutzt alle Messpunkte; zufällige Fehler nach oben und unten gleichen sich dabei teilweise aus.</w:t>
+      </w:r>
+    </w:p>
+    <w:p>
+      <w:pPr>
+        <w:spacing w:after="60"/>
+        <w:ind w:left="482"/>
+      </w:pPr>
+      <w:r>
+        <w:rPr>
+          <w:b w:val="0"/>
+          <w:sz w:val="21"/>
+        </w:rPr>
+        <w:t>Wichtiger Hinweis für die Besprechung: Ein Steigungsdreieck zwischen zwei einzelnen Messpunkten bringt nichts – es enthält beide Fehler. Mit den Punkten bei q = 2 und q = 10 käme k = 19,18 µN/nC heraus, also −4,1 % und damit schlechter als jede Einzelmessung. Das Dreieck muss an der gezeichneten Geraden anliegen.</w:t>
+      </w:r>
+    </w:p>
+    <w:p>
+      <w:pPr>
+        <w:spacing w:before="100" w:after="40"/>
+        <w:ind w:left="482" w:hanging="482"/>
+      </w:pPr>
+      <w:r>
+        <w:rPr>
+          <w:b/>
+          <w:sz w:val="20"/>
+        </w:rPr>
+        <w:t xml:space="preserve">8. </w:t>
+      </w:r>
+      <w:r>
+        <w:rPr>
+          <w:i/>
+          <w:color w:val="555555"/>
+          <w:sz w:val="20"/>
+        </w:rPr>
+        <w:t>Anzeige bei q = 0</w:t>
+      </w:r>
+    </w:p>
+    <w:p>
+      <w:pPr>
+        <w:spacing w:after="60"/>
+        <w:ind w:left="482"/>
+      </w:pPr>
+      <w:r>
+        <w:rPr>
+          <w:b/>
+          <w:color w:val="1F4E79"/>
+          <w:sz w:val="21"/>
+        </w:rPr>
+        <w:t>Der Kraftmesser zeigt 0,45 µN statt 0 – er ist nicht sauber genullt (Nullpunktfehler).</w:t>
+      </w:r>
+    </w:p>
+    <w:p>
+      <w:pPr>
+        <w:spacing w:after="60"/>
+        <w:ind w:left="482"/>
+      </w:pPr>
+      <w:r>
+        <w:rPr>
+          <w:b w:val="0"/>
+          <w:sz w:val="21"/>
+        </w:rPr>
+        <w:t>Dieser Fehler ist absolut, nicht relativ: Er beträgt immer etwa 0,45 µN. Bei großen Kräften (200 µN) sind das 0,2 %, bei kleinen Kräften (2 µN) schon 22 %. Er stört also bei kleinen Ladungen am meisten – genau deshalb misst man nach Möglichkeit im oberen Bereich der Skala.</w:t>
+      </w:r>
+    </w:p>
+    <w:p>
+      <w:pPr>
+        <w:spacing w:before="180" w:after="80"/>
+        <w:pBdr>
+          <w:bottom w:val="single" w:sz="6" w:space="0" w:color="763030"/>
+        </w:pBdr>
+      </w:pPr>
+      <w:r>
+        <w:rPr>
+          <w:b/>
+          <w:color w:val="763030"/>
+          <w:sz w:val="24"/>
+        </w:rPr>
+        <w:t xml:space="preserve">   Hinweise zum Teil Messunsicherheit</w:t>
+      </w:r>
+    </w:p>
+    <w:p>
+      <w:pPr>
+        <w:spacing w:after="80"/>
+        <w:ind w:left="425" w:hanging="425"/>
+      </w:pPr>
+      <w:r>
+        <w:rPr>
+          <w:sz w:val="21"/>
+        </w:rPr>
+        <w:t xml:space="preserve">•  </w:t>
+      </w:r>
+      <w:r>
+        <w:rPr>
+          <w:sz w:val="21"/>
+        </w:rPr>
+        <w:t>Die Werte oben gelten exakt für U = 2000 V, d = 10,0 cm und A = 500 cm². Werden andere Einstellungen benutzt, ändern sich die Messwerte – der Fehler ist an die Einstellung gekoppelt, nicht zufällig pro Aufruf.</w:t>
+      </w:r>
+    </w:p>
+    <w:p>
+      <w:pPr>
+        <w:spacing w:after="80"/>
+        <w:ind w:left="425" w:hanging="425"/>
+      </w:pPr>
+      <w:r>
+        <w:rPr>
+          <w:sz w:val="21"/>
+        </w:rPr>
+        <w:t xml:space="preserve">•  </w:t>
+      </w:r>
+      <w:r>
+        <w:rPr>
+          <w:sz w:val="21"/>
+        </w:rPr>
+        <w:t>Kernbotschaft: Nicht der einzelne Messwert zählt, sondern die Messreihe. Das ist der eigentliche Grund, warum man in der Physik Diagramme zeichnet und Ausgleichsgeraden legt, statt einmal zu messen und zu dividieren.</w:t>
+      </w:r>
+    </w:p>
+    <w:p>
+      <w:pPr>
+        <w:spacing w:after="80"/>
+        <w:ind w:left="425" w:hanging="425"/>
+      </w:pPr>
+      <w:r>
+        <w:rPr>
+          <w:sz w:val="21"/>
+        </w:rPr>
+        <w:t xml:space="preserve">•  </w:t>
+      </w:r>
+      <w:r>
+        <w:rPr>
+          <w:sz w:val="21"/>
+        </w:rPr>
+        <w:t>Wer mag, kann die Simulation die Auswertung selbst machen lassen: Bei „Reale Daten" passt sie eine allgemeine Gerade an und gibt Steigung und Achsenabschnitt getrennt aus. Der Achsenabschnitt ist ein Hinweis auf den Nullpunktfehler, aus wenigen Messwerten aber selbst nur grob bestimmt.</w:t>
+      </w:r>
+    </w:p>
     <w:sectPr>
       <w:pgSz w:w="11906" w:h="16838"/>
       <w:pgMar w:top="907" w:right="1134" w:bottom="907" w:left="1134" w:header="720" w:footer="720" w:gutter="0"/>

--- a/arbeitsblatt-feldstaerke-loesung.docx
+++ b/arbeitsblatt-feldstaerke-loesung.docx
@@ -70,6 +70,18 @@
                 <w:sz w:val="21"/>
               </w:rPr>
               <w:t>U = 2000 V,   d = 10,0 cm,   A = 500 cm²    →    E = U/d = 2000 V / 0,10 m = 20 000 V/m = 20 kV/m</w:t>
+            </w:r>
+          </w:p>
+          <w:p>
+            <w:pPr>
+              <w:spacing w:after="40"/>
+            </w:pPr>
+            <w:r>
+              <w:rPr>
+                <w:b w:val="0"/>
+                <w:sz w:val="21"/>
+              </w:rPr>
+              <w:t>Wichtig: zuerst auf „Ideale Daten“ umstellen – die Simulation startet real.</w:t>
             </w:r>
           </w:p>
           <w:p>
@@ -220,7 +232,7 @@
       </w:tr>
       <w:tr>
         <w:trPr>
-          <w:trHeight w:val="295"/>
+          <w:trHeight w:val="266"/>
         </w:trPr>
         <w:tc>
           <w:tcPr>
@@ -322,7 +334,7 @@
       </w:tr>
       <w:tr>
         <w:trPr>
-          <w:trHeight w:val="295"/>
+          <w:trHeight w:val="266"/>
         </w:trPr>
         <w:tc>
           <w:tcPr>
@@ -426,7 +438,7 @@
       </w:tr>
       <w:tr>
         <w:trPr>
-          <w:trHeight w:val="295"/>
+          <w:trHeight w:val="266"/>
         </w:trPr>
         <w:tc>
           <w:tcPr>
@@ -530,7 +542,7 @@
       </w:tr>
       <w:tr>
         <w:trPr>
-          <w:trHeight w:val="295"/>
+          <w:trHeight w:val="266"/>
         </w:trPr>
         <w:tc>
           <w:tcPr>
@@ -634,7 +646,7 @@
       </w:tr>
       <w:tr>
         <w:trPr>
-          <w:trHeight w:val="295"/>
+          <w:trHeight w:val="266"/>
         </w:trPr>
         <w:tc>
           <w:tcPr>
@@ -738,7 +750,7 @@
       </w:tr>
       <w:tr>
         <w:trPr>
-          <w:trHeight w:val="295"/>
+          <w:trHeight w:val="266"/>
         </w:trPr>
         <w:tc>
           <w:tcPr>
@@ -842,7 +854,7 @@
       </w:tr>
       <w:tr>
         <w:trPr>
-          <w:trHeight w:val="295"/>
+          <w:trHeight w:val="266"/>
         </w:trPr>
         <w:tc>
           <w:tcPr>
@@ -946,7 +958,7 @@
       </w:tr>
       <w:tr>
         <w:trPr>
-          <w:trHeight w:val="295"/>
+          <w:trHeight w:val="266"/>
         </w:trPr>
         <w:tc>
           <w:tcPr>
@@ -1050,7 +1062,7 @@
       </w:tr>
       <w:tr>
         <w:trPr>
-          <w:trHeight w:val="295"/>
+          <w:trHeight w:val="266"/>
         </w:trPr>
         <w:tc>
           <w:tcPr>
@@ -1154,7 +1166,7 @@
       </w:tr>
       <w:tr>
         <w:trPr>
-          <w:trHeight w:val="295"/>
+          <w:trHeight w:val="266"/>
         </w:trPr>
         <w:tc>
           <w:tcPr>
@@ -1258,7 +1270,7 @@
       </w:tr>
       <w:tr>
         <w:trPr>
-          <w:trHeight w:val="295"/>
+          <w:trHeight w:val="266"/>
         </w:trPr>
         <w:tc>
           <w:tcPr>
@@ -1363,7 +1375,7 @@
     </w:tbl>
     <w:p>
       <w:pPr>
-        <w:spacing w:before="100" w:after="80"/>
+        <w:spacing w:before="80" w:after="80"/>
       </w:pPr>
       <w:r>
         <w:rPr>
@@ -1372,7 +1384,7 @@
           <w:color w:val="555555"/>
           <w:sz w:val="19"/>
         </w:rPr>
-        <w:t>Die Simulation zeigt bis 80 µN zwei, ab 100 µN eine Nachkommastelle an – die Schülerwerte lauten also 20,00 / 40,00 / … / 100,0 / … / 200,0 µN.</w:t>
+        <w:t>Anzeige der Simulation: bis 80 µN zwei, ab 100 µN eine Nachkommastelle.</w:t>
       </w:r>
     </w:p>
     <w:p>
